--- a/plantillas_maestras/17_seguro_no_especificado/negativa_cobertura/2_o_mas_ddos_varios/varon/TPL_0745_2025_SEGURO_NO_ESPECIFICADO_NEGATIVA_COBERTURA_ASEGURADORA_VARON_R3.docx
+++ b/plantillas_maestras/17_seguro_no_especificado/negativa_cobertura/2_o_mas_ddos_varios/varon/TPL_0745_2025_SEGURO_NO_ESPECIFICADO_NEGATIVA_COBERTURA_ASEGURADORA_VARON_R3.docx
@@ -33,7 +33,7 @@
           <w:sz w:val="21"/>
           <w:szCs w:val="21"/>
         </w:rPr>
-        <w:t xml:space="preserve">N° </w:t>
+        <w:t xml:space="preserve"/>
       </w:r>
       <w:r>
         <w:rPr>
@@ -52,7 +52,7 @@
           <w:szCs w:val="21"/>
         </w:rPr>
         <w:tab/>
-        <w:t xml:space="preserve">:            </w:t>
+        <w:t xml:space="preserve">: </w:t>
       </w:r>
       <w:r>
         <w:rPr>
@@ -86,7 +86,7 @@
           <w:sz w:val="21"/>
           <w:szCs w:val="21"/>
         </w:rPr>
-        <w:t xml:space="preserve">DENUNCIANTE     </w:t>
+        <w:t xml:space="preserve">DENUNCIANTE </w:t>
       </w:r>
       <w:r>
         <w:rPr>
@@ -114,7 +114,7 @@
           <w:sz w:val="21"/>
           <w:szCs w:val="21"/>
         </w:rPr>
-        <w:t xml:space="preserve">            </w:t>
+        <w:t xml:space="preserve"> </w:t>
       </w:r>
       <w:r>
         <w:rPr>
@@ -175,7 +175,7 @@
           <w:szCs w:val="21"/>
         </w:rPr>
         <w:tab/>
-        <w:t xml:space="preserve">:            </w:t>
+        <w:t xml:space="preserve">: </w:t>
       </w:r>
       <w:r>
         <w:rPr>
@@ -211,7 +211,7 @@
           <w:sz w:val="21"/>
           <w:szCs w:val="21"/>
         </w:rPr>
-        <w:t xml:space="preserve">       </w:t>
+        <w:t xml:space="preserve"> </w:t>
       </w:r>
     </w:p>
     <w:p>
@@ -477,7 +477,7 @@
           <w:rFonts w:ascii="Arial Narrow" w:hAnsi="Arial Narrow" w:cs="Arial"/>
           <w:spacing w:val="-3"/>
         </w:rPr>
-        <w:t>que, de acuerdo al inciso d) del artículo 24º del Decreto Legislativo Nº 807, Ley de Facultades, Normas y Organización del INDECOPI, el Secretario Técnico cuenta con la facultad para efectuar todas las notificaciones relativas a la tramitación del procedimiento</w:t>
+        <w:t>que, de acuerdo al inciso d) del artículo 24 del Decreto Legislativo 807, Ley de Facultades, Normas y Organización del INDECOPI, el Secretario Técnico cuenta con la facultad para efectuar todas las notificaciones relativas a la tramitación del procedimiento</w:t>
       </w:r>
       <w:r>
         <w:rPr>
@@ -636,7 +636,7 @@
           <w:spacing w:val="-3"/>
           <w:lang w:val="es-ES" w:eastAsia="es-ES"/>
         </w:rPr>
-        <w:t>N°</w:t>
+        <w:t/>
       </w:r>
       <w:proofErr w:type="spellEnd"/>
       <w:r>
@@ -810,7 +810,7 @@
           <w:b/>
           <w:lang w:val="es-ES" w:eastAsia="es-ES"/>
         </w:rPr>
-        <w:t>Comisión de Protección al Consumidor N° 1</w:t>
+        <w:t>Comisión de Protección al Consumidor 1</w:t>
       </w:r>
     </w:p>
     <w:bookmarkEnd w:id="0"/>
@@ -917,7 +917,7 @@
           <w:sz w:val="16"/>
           <w:szCs w:val="16"/>
         </w:rPr>
-        <w:t>DECRETO LEGISLATIVO Nº 807, LEY DE FACULTADES, NORMAS Y ORGANIZACIÓN DEL INDECOPI</w:t>
+        <w:t>DECRETO LEGISLATIVO 807, LEY DE FACULTADES, NORMAS Y ORGANIZACIÓN DEL INDECOPI</w:t>
       </w:r>
     </w:p>
     <w:p>
@@ -936,7 +936,7 @@
           <w:bCs/>
         </w:rPr>
         <w:tab/>
-        <w:t>Artículo 24º</w:t>
+        <w:t>Artículo 24</w:t>
       </w:r>
       <w:r>
         <w:t>.-</w:t>
@@ -1150,7 +1150,7 @@
               <w:sz w:val="16"/>
               <w:szCs w:val="16"/>
             </w:rPr>
-            <w:t xml:space="preserve">SECRETARIA TÉCNICA DE LA    </w:t>
+            <w:t xml:space="preserve">SECRETARIA TÉCNICA DE LA </w:t>
           </w:r>
         </w:p>
         <w:p>

--- a/plantillas_maestras/17_seguro_no_especificado/negativa_cobertura/2_o_mas_ddos_varios/varon/TPL_0745_2025_SEGURO_NO_ESPECIFICADO_NEGATIVA_COBERTURA_ASEGURADORA_VARON_R3.docx
+++ b/plantillas_maestras/17_seguro_no_especificado/negativa_cobertura/2_o_mas_ddos_varios/varon/TPL_0745_2025_SEGURO_NO_ESPECIFICADO_NEGATIVA_COBERTURA_ASEGURADORA_VARON_R3.docx
@@ -86,7 +86,7 @@
           <w:sz w:val="21"/>
           <w:szCs w:val="21"/>
         </w:rPr>
-        <w:t xml:space="preserve">DENUNCIANTE </w:t>
+        <w:t xml:space="preserve">DENUNCIANTE : [DENUNCIANTE]</w:t>
       </w:r>
       <w:r>
         <w:rPr>
@@ -105,7 +105,7 @@
           <w:szCs w:val="21"/>
         </w:rPr>
         <w:tab/>
-        <w:t>:</w:t>
+        <w:t/>
       </w:r>
       <w:r>
         <w:rPr>
@@ -114,7 +114,7 @@
           <w:sz w:val="21"/>
           <w:szCs w:val="21"/>
         </w:rPr>
-        <w:t xml:space="preserve"> </w:t>
+        <w:t xml:space="preserve"/>
       </w:r>
       <w:r>
         <w:rPr>
@@ -123,7 +123,7 @@
           <w:sz w:val="21"/>
           <w:szCs w:val="21"/>
         </w:rPr>
-        <w:t>VICENTE PEDRO ESCALANTE ACERO</w:t>
+        <w:t/>
       </w:r>
     </w:p>
     <w:p>
@@ -361,77 +361,77 @@
           <w:b/>
           <w:spacing w:val="-3"/>
         </w:rPr>
-        <w:t>VISTO:</w:t>
-      </w:r>
-      <w:r>
-        <w:rPr>
-          <w:rFonts w:ascii="Arial Narrow" w:hAnsi="Arial Narrow" w:cs="Arial"/>
-          <w:spacing w:val="-3"/>
-        </w:rPr>
-        <w:t xml:space="preserve"> el escrito presentado por </w:t>
-      </w:r>
-      <w:r>
-        <w:rPr>
-          <w:rFonts w:ascii="Arial Narrow" w:hAnsi="Arial Narrow" w:cs="Arial"/>
-          <w:spacing w:val="-3"/>
-        </w:rPr>
-        <w:t xml:space="preserve">el señor </w:t>
-      </w:r>
-      <w:r>
-        <w:rPr>
-          <w:rFonts w:ascii="Arial Narrow" w:hAnsi="Arial Narrow" w:cs="Arial"/>
-          <w:spacing w:val="-3"/>
-        </w:rPr>
-        <w:t>Vicente Pedro Escalante Acero</w:t>
-      </w:r>
-      <w:r>
-        <w:rPr>
-          <w:rFonts w:ascii="Arial Narrow" w:hAnsi="Arial Narrow" w:cs="Arial"/>
-          <w:spacing w:val="-3"/>
-        </w:rPr>
-        <w:t xml:space="preserve"> </w:t>
-      </w:r>
-      <w:r>
-        <w:rPr>
-          <w:rFonts w:ascii="Arial Narrow" w:hAnsi="Arial Narrow" w:cs="Arial"/>
-          <w:spacing w:val="-3"/>
-        </w:rPr>
-        <w:t xml:space="preserve">el </w:t>
-      </w:r>
-      <w:r>
-        <w:rPr>
-          <w:rFonts w:ascii="Arial Narrow" w:hAnsi="Arial Narrow" w:cs="Arial"/>
-          <w:spacing w:val="-3"/>
-        </w:rPr>
-        <w:t>11</w:t>
-      </w:r>
-      <w:r>
-        <w:rPr>
-          <w:rFonts w:ascii="Arial Narrow" w:hAnsi="Arial Narrow" w:cs="Arial"/>
-          <w:spacing w:val="-3"/>
-        </w:rPr>
-        <w:t xml:space="preserve"> de </w:t>
-      </w:r>
-      <w:r>
-        <w:rPr>
-          <w:rFonts w:ascii="Arial Narrow" w:hAnsi="Arial Narrow" w:cs="Arial"/>
-          <w:spacing w:val="-3"/>
-        </w:rPr>
-        <w:t>julio</w:t>
-      </w:r>
-      <w:r>
-        <w:rPr>
-          <w:rFonts w:ascii="Arial Narrow" w:hAnsi="Arial Narrow" w:cs="Arial"/>
-          <w:spacing w:val="-3"/>
-        </w:rPr>
-        <w:t xml:space="preserve"> de 2024</w:t>
-      </w:r>
-      <w:r>
-        <w:rPr>
-          <w:rFonts w:ascii="Arial Narrow" w:hAnsi="Arial Narrow" w:cs="Arial"/>
-          <w:spacing w:val="-3"/>
-        </w:rPr>
-        <w:t xml:space="preserve">. </w:t>
+        <w:t xml:space="preserve">VISTO: el escrito presentado por el señor [DENUNCIANTE] el 11 de julio de 2024. </w:t>
+      </w:r>
+      <w:r>
+        <w:rPr>
+          <w:rFonts w:ascii="Arial Narrow" w:hAnsi="Arial Narrow" w:cs="Arial"/>
+          <w:spacing w:val="-3"/>
+        </w:rPr>
+        <w:t xml:space="preserve"/>
+      </w:r>
+      <w:r>
+        <w:rPr>
+          <w:rFonts w:ascii="Arial Narrow" w:hAnsi="Arial Narrow" w:cs="Arial"/>
+          <w:spacing w:val="-3"/>
+        </w:rPr>
+        <w:t xml:space="preserve"/>
+      </w:r>
+      <w:r>
+        <w:rPr>
+          <w:rFonts w:ascii="Arial Narrow" w:hAnsi="Arial Narrow" w:cs="Arial"/>
+          <w:spacing w:val="-3"/>
+        </w:rPr>
+        <w:t/>
+      </w:r>
+      <w:r>
+        <w:rPr>
+          <w:rFonts w:ascii="Arial Narrow" w:hAnsi="Arial Narrow" w:cs="Arial"/>
+          <w:spacing w:val="-3"/>
+        </w:rPr>
+        <w:t xml:space="preserve"/>
+      </w:r>
+      <w:r>
+        <w:rPr>
+          <w:rFonts w:ascii="Arial Narrow" w:hAnsi="Arial Narrow" w:cs="Arial"/>
+          <w:spacing w:val="-3"/>
+        </w:rPr>
+        <w:t xml:space="preserve"/>
+      </w:r>
+      <w:r>
+        <w:rPr>
+          <w:rFonts w:ascii="Arial Narrow" w:hAnsi="Arial Narrow" w:cs="Arial"/>
+          <w:spacing w:val="-3"/>
+        </w:rPr>
+        <w:t/>
+      </w:r>
+      <w:r>
+        <w:rPr>
+          <w:rFonts w:ascii="Arial Narrow" w:hAnsi="Arial Narrow" w:cs="Arial"/>
+          <w:spacing w:val="-3"/>
+        </w:rPr>
+        <w:t xml:space="preserve"/>
+      </w:r>
+      <w:r>
+        <w:rPr>
+          <w:rFonts w:ascii="Arial Narrow" w:hAnsi="Arial Narrow" w:cs="Arial"/>
+          <w:spacing w:val="-3"/>
+        </w:rPr>
+        <w:t/>
+      </w:r>
+      <w:r>
+        <w:rPr>
+          <w:rFonts w:ascii="Arial Narrow" w:hAnsi="Arial Narrow" w:cs="Arial"/>
+          <w:spacing w:val="-3"/>
+        </w:rPr>
+        <w:t xml:space="preserve"/>
+      </w:r>
+      <w:r>
+        <w:rPr>
+          <w:rFonts w:ascii="Arial Narrow" w:hAnsi="Arial Narrow" w:cs="Arial"/>
+          <w:spacing w:val="-3"/>
+        </w:rPr>
+        <w:t xml:space="preserve"/>
       </w:r>
     </w:p>
     <w:p>
@@ -599,27 +599,27 @@
           <w:rFonts w:ascii="Arial Narrow" w:hAnsi="Arial Narrow" w:cs="Arial"/>
           <w:spacing w:val="-3"/>
         </w:rPr>
-        <w:t xml:space="preserve">informar al señor </w:t>
-      </w:r>
-      <w:r>
-        <w:rPr>
-          <w:rFonts w:ascii="Arial Narrow" w:hAnsi="Arial Narrow" w:cs="Arial"/>
-          <w:spacing w:val="-3"/>
-        </w:rPr>
-        <w:t>Vicente Pedro Escalante Acero</w:t>
-      </w:r>
-      <w:r>
-        <w:rPr>
-          <w:rFonts w:ascii="Arial Narrow" w:hAnsi="Arial Narrow" w:cs="Arial"/>
-          <w:spacing w:val="-3"/>
-        </w:rPr>
-        <w:t xml:space="preserve"> </w:t>
-      </w:r>
-      <w:r>
-        <w:rPr>
-          <w:rFonts w:ascii="Arial Narrow" w:hAnsi="Arial Narrow" w:cs="Arial"/>
-        </w:rPr>
-        <w:t xml:space="preserve">que debe estarse a lo resuelto mediante la </w:t>
+        <w:t xml:space="preserve">informar al señor [DENUNCIANTE] que debe estarse a lo resuelto mediante la Resolución  2 del 10 de julio de 2025, que declaró inadmisible su denuncia.</w:t>
+      </w:r>
+      <w:r>
+        <w:rPr>
+          <w:rFonts w:ascii="Arial Narrow" w:hAnsi="Arial Narrow" w:cs="Arial"/>
+          <w:spacing w:val="-3"/>
+        </w:rPr>
+        <w:t/>
+      </w:r>
+      <w:r>
+        <w:rPr>
+          <w:rFonts w:ascii="Arial Narrow" w:hAnsi="Arial Narrow" w:cs="Arial"/>
+          <w:spacing w:val="-3"/>
+        </w:rPr>
+        <w:t xml:space="preserve"/>
+      </w:r>
+      <w:r>
+        <w:rPr>
+          <w:rFonts w:ascii="Arial Narrow" w:hAnsi="Arial Narrow" w:cs="Arial"/>
+        </w:rPr>
+        <w:t xml:space="preserve"/>
       </w:r>
       <w:r>
         <w:rPr>
@@ -627,7 +627,7 @@
           <w:spacing w:val="-3"/>
           <w:lang w:val="es-ES" w:eastAsia="es-ES"/>
         </w:rPr>
-        <w:t xml:space="preserve">Resolución </w:t>
+        <w:t xml:space="preserve"/>
       </w:r>
       <w:proofErr w:type="spellStart"/>
       <w:r>
@@ -645,7 +645,7 @@
           <w:spacing w:val="-3"/>
           <w:lang w:val="es-ES" w:eastAsia="es-ES"/>
         </w:rPr>
-        <w:t xml:space="preserve"> </w:t>
+        <w:t xml:space="preserve"/>
       </w:r>
       <w:r>
         <w:rPr>
@@ -653,7 +653,7 @@
           <w:spacing w:val="-3"/>
           <w:lang w:val="es-ES" w:eastAsia="es-ES"/>
         </w:rPr>
-        <w:t>2</w:t>
+        <w:t/>
       </w:r>
       <w:r>
         <w:rPr>
@@ -661,7 +661,7 @@
           <w:spacing w:val="-3"/>
           <w:lang w:val="es-ES" w:eastAsia="es-ES"/>
         </w:rPr>
-        <w:t xml:space="preserve"> del </w:t>
+        <w:t xml:space="preserve"/>
       </w:r>
       <w:r>
         <w:rPr>
@@ -669,7 +669,7 @@
           <w:spacing w:val="-3"/>
           <w:lang w:val="es-ES" w:eastAsia="es-ES"/>
         </w:rPr>
-        <w:t>10 de julio de 2025</w:t>
+        <w:t/>
       </w:r>
       <w:r>
         <w:rPr>
@@ -677,7 +677,7 @@
           <w:spacing w:val="-3"/>
           <w:lang w:val="es-ES" w:eastAsia="es-ES"/>
         </w:rPr>
-        <w:t>, que declaró inadmisible su denuncia.</w:t>
+        <w:t/>
       </w:r>
     </w:p>
     <w:p>

--- a/plantillas_maestras/17_seguro_no_especificado/negativa_cobertura/2_o_mas_ddos_varios/varon/TPL_0745_2025_SEGURO_NO_ESPECIFICADO_NEGATIVA_COBERTURA_ASEGURADORA_VARON_R3.docx
+++ b/plantillas_maestras/17_seguro_no_especificado/negativa_cobertura/2_o_mas_ddos_varios/varon/TPL_0745_2025_SEGURO_NO_ESPECIFICADO_NEGATIVA_COBERTURA_ASEGURADORA_VARON_R3.docx
@@ -599,7 +599,7 @@
           <w:rFonts w:ascii="Arial Narrow" w:hAnsi="Arial Narrow" w:cs="Arial"/>
           <w:spacing w:val="-3"/>
         </w:rPr>
-        <w:t xml:space="preserve">informar al señor [DENUNCIANTE] que debe estarse a lo resuelto mediante la Resolución  2 del 10 de julio de 2025, que declaró inadmisible su denuncia.</w:t>
+        <w:t xml:space="preserve">informar al señor [DENUNCIANTE] que debe estarse a lo resuelto mediante la Resolución 2 del 10 de julio de 2025, que declaró inadmisible su denuncia.</w:t>
       </w:r>
       <w:r>
         <w:rPr>
